--- a/Writing/MLSDS Problem Set 2.docx
+++ b/Writing/MLSDS Problem Set 2.docx
@@ -495,8 +495,17 @@
           <w:sz w:val="24"/>
           <w:szCs w:val="24"/>
         </w:rPr>
-        <w:t>corrective policy intervention and a visible sign of renewed state attention to ‘left-behind</w:t>
-      </w:r>
+        <w:t>corrective policy intervention and a visible sign of renewed state attention to ‘</w:t>
+      </w:r>
+      <w:proofErr w:type="gramStart"/>
+      <w:r>
+        <w:rPr>
+          <w:sz w:val="24"/>
+          <w:szCs w:val="24"/>
+        </w:rPr>
+        <w:t>left-behind</w:t>
+      </w:r>
+      <w:proofErr w:type="gramEnd"/>
       <w:r>
         <w:rPr>
           <w:sz w:val="24"/>
@@ -1162,8 +1171,17 @@
           <w:sz w:val="24"/>
           <w:szCs w:val="24"/>
         </w:rPr>
-        <w:t xml:space="preserve"> BERTopic</w:t>
-      </w:r>
+        <w:t xml:space="preserve"> </w:t>
+      </w:r>
+      <w:proofErr w:type="spellStart"/>
+      <w:r>
+        <w:rPr>
+          <w:sz w:val="24"/>
+          <w:szCs w:val="24"/>
+        </w:rPr>
+        <w:t>BERTopic</w:t>
+      </w:r>
+      <w:proofErr w:type="spellEnd"/>
       <w:r>
         <w:rPr>
           <w:sz w:val="24"/>
@@ -1417,7 +1435,7 @@
           <w:sz w:val="24"/>
           <w:szCs w:val="24"/>
         </w:rPr>
-        <w:t>ies, and then applies c-TF-IDF</w:t>
+        <w:t>ies, and then applies TF-IDF</w:t>
       </w:r>
       <w:r>
         <w:rPr>
@@ -1473,7 +1491,23 @@
           <w:sz w:val="24"/>
           <w:szCs w:val="24"/>
         </w:rPr>
-        <w:t xml:space="preserve">Finally, BERTopic integrates these steps, producing coherent, interpretable topics that generally outperform other unsupervised topic modelling techniques. </w:t>
+        <w:t xml:space="preserve">Finally, </w:t>
+      </w:r>
+      <w:proofErr w:type="spellStart"/>
+      <w:r>
+        <w:rPr>
+          <w:sz w:val="24"/>
+          <w:szCs w:val="24"/>
+        </w:rPr>
+        <w:t>BERTopic</w:t>
+      </w:r>
+      <w:proofErr w:type="spellEnd"/>
+      <w:r>
+        <w:rPr>
+          <w:sz w:val="24"/>
+          <w:szCs w:val="24"/>
+        </w:rPr>
+        <w:t xml:space="preserve"> integrates these steps, producing coherent, interpretable topics that generally outperform other unsupervised topic modelling techniques. </w:t>
       </w:r>
     </w:p>
     <w:p>
@@ -1868,8 +1902,9 @@
           <w:sz w:val="24"/>
           <w:szCs w:val="24"/>
         </w:rPr>
-        <w:t xml:space="preserve">Can BERTopic be used to generate meaningful and coherent labels for Levelling Up </w:t>
-      </w:r>
+        <w:t xml:space="preserve">Can </w:t>
+      </w:r>
+      <w:proofErr w:type="spellStart"/>
       <w:r>
         <w:rPr>
           <w:i/>
@@ -1877,8 +1912,9 @@
           <w:sz w:val="24"/>
           <w:szCs w:val="24"/>
         </w:rPr>
-        <w:t>p</w:t>
-      </w:r>
+        <w:t>BERTopic</w:t>
+      </w:r>
+      <w:proofErr w:type="spellEnd"/>
       <w:r>
         <w:rPr>
           <w:i/>
@@ -1886,7 +1922,7 @@
           <w:sz w:val="24"/>
           <w:szCs w:val="24"/>
         </w:rPr>
-        <w:t>rojects</w:t>
+        <w:t xml:space="preserve"> be used to generate meaningful and coherent labels for Levelling Up </w:t>
       </w:r>
       <w:r>
         <w:rPr>
@@ -1895,107 +1931,7 @@
           <w:sz w:val="24"/>
           <w:szCs w:val="24"/>
         </w:rPr>
-        <w:t>?</w:t>
-      </w:r>
-    </w:p>
-    <w:p>
-      <w:pPr>
-        <w:rPr>
-          <w:sz w:val="24"/>
-          <w:szCs w:val="24"/>
-        </w:rPr>
-      </w:pPr>
-    </w:p>
-    <w:p>
-      <w:pPr>
-        <w:rPr>
-          <w:sz w:val="24"/>
-          <w:szCs w:val="24"/>
-        </w:rPr>
-      </w:pPr>
-      <w:r>
-        <w:rPr>
-          <w:sz w:val="24"/>
-          <w:szCs w:val="24"/>
-        </w:rPr>
-        <w:t xml:space="preserve">The unit of analysis and observation </w:t>
-      </w:r>
-      <w:r>
-        <w:rPr>
-          <w:sz w:val="24"/>
-          <w:szCs w:val="24"/>
-        </w:rPr>
-        <w:t xml:space="preserve">is individual projects. </w:t>
-      </w:r>
-      <w:r>
-        <w:rPr>
-          <w:sz w:val="24"/>
-          <w:szCs w:val="24"/>
-        </w:rPr>
-        <w:t xml:space="preserve">Internal validity is </w:t>
-      </w:r>
-      <w:r>
-        <w:rPr>
-          <w:sz w:val="24"/>
-          <w:szCs w:val="24"/>
-        </w:rPr>
-        <w:t xml:space="preserve">strengthened by using </w:t>
-      </w:r>
-      <w:r>
-        <w:rPr>
-          <w:sz w:val="24"/>
-          <w:szCs w:val="24"/>
-        </w:rPr>
-        <w:t xml:space="preserve">systematic text cleaning, embeddings, UMAP for dimensionality reduction, </w:t>
-      </w:r>
-      <w:r>
-        <w:rPr>
-          <w:sz w:val="24"/>
-          <w:szCs w:val="24"/>
-        </w:rPr>
-        <w:t xml:space="preserve">and </w:t>
-      </w:r>
-      <w:r>
-        <w:rPr>
-          <w:sz w:val="24"/>
-          <w:szCs w:val="24"/>
-        </w:rPr>
-        <w:t xml:space="preserve">HDBSCAN clustering, </w:t>
-      </w:r>
-      <w:r>
-        <w:rPr>
-          <w:sz w:val="24"/>
-          <w:szCs w:val="24"/>
-        </w:rPr>
-        <w:t xml:space="preserve">which come together to minimise noise and improve the consistency and coherence of the topic labels. External validity is limited, as the results are specific to COF projects </w:t>
-      </w:r>
-      <w:r>
-        <w:rPr>
-          <w:sz w:val="24"/>
-          <w:szCs w:val="24"/>
-        </w:rPr>
-        <w:t>and may not be generalisable to other funding streams or redistributive policies. Ethical concerns are minimal: all data collected is publicly available</w:t>
-      </w:r>
-      <w:r>
-        <w:rPr>
-          <w:sz w:val="24"/>
-          <w:szCs w:val="24"/>
-        </w:rPr>
-        <w:t xml:space="preserve">, and the risk of harm to projects or communities is negligible. </w:t>
-      </w:r>
-      <w:r>
-        <w:rPr>
-          <w:sz w:val="24"/>
-          <w:szCs w:val="24"/>
-        </w:rPr>
-        <w:t>To ensure research integrity</w:t>
-      </w:r>
-      <w:r>
-        <w:rPr>
-          <w:sz w:val="24"/>
-          <w:szCs w:val="24"/>
-        </w:rPr>
-        <w:t>, a GitHub repository link is provided (</w:t>
+        <w:t>p</w:t>
       </w:r>
       <w:r>
         <w:rPr>
@@ -2004,6 +1940,124 @@
           <w:sz w:val="24"/>
           <w:szCs w:val="24"/>
         </w:rPr>
+        <w:t>rojects</w:t>
+      </w:r>
+      <w:r>
+        <w:rPr>
+          <w:i/>
+          <w:iCs/>
+          <w:sz w:val="24"/>
+          <w:szCs w:val="24"/>
+        </w:rPr>
+        <w:t>?</w:t>
+      </w:r>
+    </w:p>
+    <w:p>
+      <w:pPr>
+        <w:rPr>
+          <w:sz w:val="24"/>
+          <w:szCs w:val="24"/>
+        </w:rPr>
+      </w:pPr>
+    </w:p>
+    <w:p>
+      <w:pPr>
+        <w:rPr>
+          <w:sz w:val="24"/>
+          <w:szCs w:val="24"/>
+        </w:rPr>
+      </w:pPr>
+      <w:r>
+        <w:rPr>
+          <w:sz w:val="24"/>
+          <w:szCs w:val="24"/>
+        </w:rPr>
+        <w:t xml:space="preserve">The unit of analysis and observation </w:t>
+      </w:r>
+      <w:r>
+        <w:rPr>
+          <w:sz w:val="24"/>
+          <w:szCs w:val="24"/>
+        </w:rPr>
+        <w:t xml:space="preserve">is individual projects. </w:t>
+      </w:r>
+      <w:r>
+        <w:rPr>
+          <w:sz w:val="24"/>
+          <w:szCs w:val="24"/>
+        </w:rPr>
+        <w:t xml:space="preserve">Internal validity is </w:t>
+      </w:r>
+      <w:r>
+        <w:rPr>
+          <w:sz w:val="24"/>
+          <w:szCs w:val="24"/>
+        </w:rPr>
+        <w:t xml:space="preserve">strengthened by using </w:t>
+      </w:r>
+      <w:r>
+        <w:rPr>
+          <w:sz w:val="24"/>
+          <w:szCs w:val="24"/>
+        </w:rPr>
+        <w:t xml:space="preserve">systematic text cleaning, embeddings, UMAP for dimensionality reduction, </w:t>
+      </w:r>
+      <w:r>
+        <w:rPr>
+          <w:sz w:val="24"/>
+          <w:szCs w:val="24"/>
+        </w:rPr>
+        <w:t xml:space="preserve">and </w:t>
+      </w:r>
+      <w:r>
+        <w:rPr>
+          <w:sz w:val="24"/>
+          <w:szCs w:val="24"/>
+        </w:rPr>
+        <w:t xml:space="preserve">HDBSCAN clustering, </w:t>
+      </w:r>
+      <w:r>
+        <w:rPr>
+          <w:sz w:val="24"/>
+          <w:szCs w:val="24"/>
+        </w:rPr>
+        <w:t xml:space="preserve">which come together to minimise noise and improve the consistency and coherence of the topic labels. External validity is limited, as the results are specific to COF projects </w:t>
+      </w:r>
+      <w:r>
+        <w:rPr>
+          <w:sz w:val="24"/>
+          <w:szCs w:val="24"/>
+        </w:rPr>
+        <w:t>and may not be generalisable to other funding streams or redistributive policies. Ethical concerns are minimal: all data collected is publicly available</w:t>
+      </w:r>
+      <w:r>
+        <w:rPr>
+          <w:sz w:val="24"/>
+          <w:szCs w:val="24"/>
+        </w:rPr>
+        <w:t xml:space="preserve">, and the risk of harm to projects or communities is negligible. </w:t>
+      </w:r>
+      <w:r>
+        <w:rPr>
+          <w:sz w:val="24"/>
+          <w:szCs w:val="24"/>
+        </w:rPr>
+        <w:t>To ensure research integrity</w:t>
+      </w:r>
+      <w:r>
+        <w:rPr>
+          <w:sz w:val="24"/>
+          <w:szCs w:val="24"/>
+        </w:rPr>
+        <w:t>, a GitHub repository link is provided (</w:t>
+      </w:r>
+      <w:r>
+        <w:rPr>
+          <w:i/>
+          <w:iCs/>
+          <w:sz w:val="24"/>
+          <w:szCs w:val="24"/>
+        </w:rPr>
         <w:t>Appendix B</w:t>
       </w:r>
       <w:r>
@@ -2029,66 +2083,68 @@
           <w:szCs w:val="24"/>
         </w:rPr>
       </w:pPr>
-    </w:p>
-    <w:p>
-      <w:pPr>
-        <w:rPr>
-          <w:sz w:val="24"/>
-          <w:szCs w:val="24"/>
-        </w:rPr>
-      </w:pPr>
-    </w:p>
-    <w:p>
-      <w:pPr>
-        <w:rPr>
-          <w:sz w:val="24"/>
-          <w:szCs w:val="24"/>
-        </w:rPr>
-      </w:pPr>
-    </w:p>
-    <w:p>
-      <w:pPr>
-        <w:rPr>
-          <w:sz w:val="24"/>
-          <w:szCs w:val="24"/>
-        </w:rPr>
-      </w:pPr>
-    </w:p>
-    <w:p>
-      <w:pPr>
-        <w:rPr>
-          <w:sz w:val="24"/>
-          <w:szCs w:val="24"/>
-        </w:rPr>
-      </w:pPr>
-    </w:p>
-    <w:p>
-      <w:pPr>
-        <w:rPr>
-          <w:sz w:val="24"/>
-          <w:szCs w:val="24"/>
-        </w:rPr>
-      </w:pPr>
-    </w:p>
-    <w:p>
-      <w:pPr>
-        <w:rPr>
-          <w:sz w:val="24"/>
-          <w:szCs w:val="24"/>
-        </w:rPr>
-      </w:pPr>
-    </w:p>
-    <w:p>
-      <w:pPr>
-        <w:rPr>
-          <w:sz w:val="24"/>
-          <w:szCs w:val="24"/>
-        </w:rPr>
-      </w:pPr>
-    </w:p>
-    <w:p>
-      <w:pPr>
-        <w:jc w:val="center"/>
+      <w:r>
+        <w:rPr>
+          <w:sz w:val="24"/>
+          <w:szCs w:val="24"/>
+        </w:rPr>
+        <w:t>Model specification</w:t>
+      </w:r>
+      <w:r>
+        <w:rPr>
+          <w:sz w:val="24"/>
+          <w:szCs w:val="24"/>
+        </w:rPr>
+        <w:t xml:space="preserve"> </w:t>
+      </w:r>
+    </w:p>
+    <w:p>
+      <w:pPr>
+        <w:rPr>
+          <w:sz w:val="24"/>
+          <w:szCs w:val="24"/>
+        </w:rPr>
+      </w:pPr>
+    </w:p>
+    <w:p>
+      <w:pPr>
+        <w:rPr>
+          <w:sz w:val="24"/>
+          <w:szCs w:val="24"/>
+        </w:rPr>
+      </w:pPr>
+      <w:r>
+        <w:rPr>
+          <w:sz w:val="24"/>
+          <w:szCs w:val="24"/>
+        </w:rPr>
+        <w:t xml:space="preserve">Cluster and </w:t>
+      </w:r>
+      <w:r>
+        <w:rPr>
+          <w:sz w:val="24"/>
+          <w:szCs w:val="24"/>
+        </w:rPr>
+        <w:t>sample size</w:t>
+      </w:r>
+      <w:r>
+        <w:rPr>
+          <w:sz w:val="24"/>
+          <w:szCs w:val="24"/>
+        </w:rPr>
+        <w:t xml:space="preserve"> + noise ratio</w:t>
+      </w:r>
+    </w:p>
+    <w:p>
+      <w:pPr>
+        <w:rPr>
+          <w:sz w:val="24"/>
+          <w:szCs w:val="24"/>
+        </w:rPr>
+      </w:pPr>
+    </w:p>
+    <w:p>
+      <w:pPr>
         <w:rPr>
           <w:b/>
           <w:bCs/>
@@ -2100,132 +2156,154 @@
         <w:rPr>
           <w:b/>
           <w:bCs/>
-          <w:noProof/>
           <w:sz w:val="28"/>
           <w:szCs w:val="28"/>
         </w:rPr>
-        <w:lastRenderedPageBreak/>
-        <w:drawing>
-          <wp:inline distT="0" distB="0" distL="0" distR="0" wp14:anchorId="40CCD608" wp14:editId="022262F2">
-            <wp:extent cx="6300788" cy="6300788"/>
-            <wp:effectExtent l="0" t="0" r="5080" b="5080"/>
-            <wp:docPr id="380731576" name="Picture 4"/>
-            <wp:cNvGraphicFramePr>
-              <a:graphicFrameLocks xmlns:a="http://schemas.openxmlformats.org/drawingml/2006/main" noChangeAspect="1"/>
-            </wp:cNvGraphicFramePr>
-            <a:graphic xmlns:a="http://schemas.openxmlformats.org/drawingml/2006/main">
-              <a:graphicData uri="http://schemas.openxmlformats.org/drawingml/2006/picture">
-                <pic:pic xmlns:pic="http://schemas.openxmlformats.org/drawingml/2006/picture">
-                  <pic:nvPicPr>
-                    <pic:cNvPr id="380731576" name="Picture 380731576"/>
-                    <pic:cNvPicPr/>
-                  </pic:nvPicPr>
-                  <pic:blipFill>
-                    <a:blip r:embed="rId5" cstate="print">
-                      <a:extLst>
-                        <a:ext uri="{28A0092B-C50C-407E-A947-70E740481C1C}">
-                          <a14:useLocalDpi xmlns:a14="http://schemas.microsoft.com/office/drawing/2010/main" val="0"/>
-                        </a:ext>
-                      </a:extLst>
-                    </a:blip>
-                    <a:stretch>
-                      <a:fillRect/>
-                    </a:stretch>
-                  </pic:blipFill>
-                  <pic:spPr>
-                    <a:xfrm>
-                      <a:off x="0" y="0"/>
-                      <a:ext cx="6303859" cy="6303859"/>
-                    </a:xfrm>
-                    <a:prstGeom prst="rect">
-                      <a:avLst/>
-                    </a:prstGeom>
-                  </pic:spPr>
-                </pic:pic>
-              </a:graphicData>
-            </a:graphic>
-          </wp:inline>
-        </w:drawing>
-      </w:r>
-    </w:p>
-    <w:p>
-      <w:pPr>
-        <w:rPr>
-          <w:sz w:val="24"/>
-          <w:szCs w:val="24"/>
-        </w:rPr>
-      </w:pPr>
-    </w:p>
-    <w:p>
-      <w:pPr>
-        <w:jc w:val="center"/>
-        <w:rPr>
-          <w:sz w:val="24"/>
-          <w:szCs w:val="24"/>
-        </w:rPr>
-      </w:pPr>
-      <w:r>
-        <w:rPr>
-          <w:noProof/>
-          <w:sz w:val="24"/>
-          <w:szCs w:val="24"/>
-        </w:rPr>
-        <w:lastRenderedPageBreak/>
-        <w:drawing>
-          <wp:anchor distT="0" distB="0" distL="114300" distR="114300" simplePos="0" relativeHeight="251658240" behindDoc="0" locked="0" layoutInCell="1" allowOverlap="1" wp14:anchorId="23C62417" wp14:editId="270489C0">
-            <wp:simplePos x="0" y="0"/>
-            <wp:positionH relativeFrom="margin">
-              <wp:align>center</wp:align>
-            </wp:positionH>
-            <wp:positionV relativeFrom="paragraph">
-              <wp:posOffset>0</wp:posOffset>
-            </wp:positionV>
-            <wp:extent cx="6262370" cy="6262370"/>
-            <wp:effectExtent l="0" t="0" r="5080" b="5080"/>
-            <wp:wrapSquare wrapText="bothSides"/>
-            <wp:docPr id="201043635" name="Picture 5"/>
-            <wp:cNvGraphicFramePr>
-              <a:graphicFrameLocks xmlns:a="http://schemas.openxmlformats.org/drawingml/2006/main" noChangeAspect="1"/>
-            </wp:cNvGraphicFramePr>
-            <a:graphic xmlns:a="http://schemas.openxmlformats.org/drawingml/2006/main">
-              <a:graphicData uri="http://schemas.openxmlformats.org/drawingml/2006/picture">
-                <pic:pic xmlns:pic="http://schemas.openxmlformats.org/drawingml/2006/picture">
-                  <pic:nvPicPr>
-                    <pic:cNvPr id="201043635" name="Picture 201043635"/>
-                    <pic:cNvPicPr/>
-                  </pic:nvPicPr>
-                  <pic:blipFill>
-                    <a:blip r:embed="rId6" cstate="print">
-                      <a:extLst>
-                        <a:ext uri="{28A0092B-C50C-407E-A947-70E740481C1C}">
-                          <a14:useLocalDpi xmlns:a14="http://schemas.microsoft.com/office/drawing/2010/main" val="0"/>
-                        </a:ext>
-                      </a:extLst>
-                    </a:blip>
-                    <a:stretch>
-                      <a:fillRect/>
-                    </a:stretch>
-                  </pic:blipFill>
-                  <pic:spPr>
-                    <a:xfrm>
-                      <a:off x="0" y="0"/>
-                      <a:ext cx="6262370" cy="6262370"/>
-                    </a:xfrm>
-                    <a:prstGeom prst="rect">
-                      <a:avLst/>
-                    </a:prstGeom>
-                  </pic:spPr>
-                </pic:pic>
-              </a:graphicData>
-            </a:graphic>
-            <wp14:sizeRelH relativeFrom="margin">
-              <wp14:pctWidth>0</wp14:pctWidth>
-            </wp14:sizeRelH>
-            <wp14:sizeRelV relativeFrom="margin">
-              <wp14:pctHeight>0</wp14:pctHeight>
-            </wp14:sizeRelV>
-          </wp:anchor>
-        </w:drawing>
+        <w:t>Findings</w:t>
+      </w:r>
+    </w:p>
+    <w:p>
+      <w:pPr>
+        <w:rPr>
+          <w:sz w:val="24"/>
+          <w:szCs w:val="24"/>
+        </w:rPr>
+      </w:pPr>
+      <w:r>
+        <w:rPr>
+          <w:sz w:val="24"/>
+          <w:szCs w:val="24"/>
+        </w:rPr>
+        <w:t>Topic coherence</w:t>
+      </w:r>
+    </w:p>
+    <w:p>
+      <w:pPr>
+        <w:rPr>
+          <w:sz w:val="24"/>
+          <w:szCs w:val="24"/>
+        </w:rPr>
+      </w:pPr>
+    </w:p>
+    <w:p>
+      <w:pPr>
+        <w:rPr>
+          <w:sz w:val="24"/>
+          <w:szCs w:val="24"/>
+        </w:rPr>
+      </w:pPr>
+      <w:r>
+        <w:rPr>
+          <w:sz w:val="24"/>
+          <w:szCs w:val="24"/>
+        </w:rPr>
+        <w:t>Topic diversity</w:t>
+      </w:r>
+    </w:p>
+    <w:p>
+      <w:pPr>
+        <w:rPr>
+          <w:sz w:val="24"/>
+          <w:szCs w:val="24"/>
+        </w:rPr>
+      </w:pPr>
+    </w:p>
+    <w:p>
+      <w:pPr>
+        <w:rPr>
+          <w:sz w:val="24"/>
+          <w:szCs w:val="24"/>
+        </w:rPr>
+      </w:pPr>
+      <w:r>
+        <w:rPr>
+          <w:sz w:val="24"/>
+          <w:szCs w:val="24"/>
+        </w:rPr>
+        <w:t>Topic overlap</w:t>
+      </w:r>
+    </w:p>
+    <w:p>
+      <w:pPr>
+        <w:rPr>
+          <w:sz w:val="24"/>
+          <w:szCs w:val="24"/>
+        </w:rPr>
+      </w:pPr>
+    </w:p>
+    <w:p>
+      <w:pPr>
+        <w:rPr>
+          <w:sz w:val="24"/>
+          <w:szCs w:val="24"/>
+        </w:rPr>
+      </w:pPr>
+      <w:r>
+        <w:rPr>
+          <w:sz w:val="24"/>
+          <w:szCs w:val="24"/>
+        </w:rPr>
+        <w:t>F1, Precision, Recall, Accuracy</w:t>
+      </w:r>
+    </w:p>
+    <w:p>
+      <w:pPr>
+        <w:rPr>
+          <w:sz w:val="24"/>
+          <w:szCs w:val="24"/>
+        </w:rPr>
+      </w:pPr>
+    </w:p>
+    <w:p>
+      <w:pPr>
+        <w:rPr>
+          <w:sz w:val="24"/>
+          <w:szCs w:val="24"/>
+        </w:rPr>
+      </w:pPr>
+      <w:r>
+        <w:rPr>
+          <w:sz w:val="24"/>
+          <w:szCs w:val="24"/>
+        </w:rPr>
+        <w:t>World Clouds</w:t>
+      </w:r>
+    </w:p>
+    <w:p>
+      <w:pPr>
+        <w:rPr>
+          <w:sz w:val="24"/>
+          <w:szCs w:val="24"/>
+        </w:rPr>
+      </w:pPr>
+    </w:p>
+    <w:p>
+      <w:pPr>
+        <w:rPr>
+          <w:sz w:val="24"/>
+          <w:szCs w:val="24"/>
+        </w:rPr>
+      </w:pPr>
+      <w:r>
+        <w:rPr>
+          <w:sz w:val="24"/>
+          <w:szCs w:val="24"/>
+        </w:rPr>
+        <w:t xml:space="preserve">What does this </w:t>
+      </w:r>
+      <w:r>
+        <w:rPr>
+          <w:sz w:val="24"/>
+          <w:szCs w:val="24"/>
+        </w:rPr>
+        <w:t xml:space="preserve">all </w:t>
+      </w:r>
+      <w:r>
+        <w:rPr>
+          <w:sz w:val="24"/>
+          <w:szCs w:val="24"/>
+        </w:rPr>
+        <w:t>tell us?</w:t>
       </w:r>
     </w:p>
     <w:p>
@@ -2252,43 +2330,96 @@
           <w:sz w:val="28"/>
           <w:szCs w:val="28"/>
         </w:rPr>
-        <w:t>Findings</w:t>
-      </w:r>
-    </w:p>
-    <w:p>
-      <w:pPr>
-        <w:rPr>
-          <w:sz w:val="24"/>
-          <w:szCs w:val="24"/>
-        </w:rPr>
-      </w:pPr>
-    </w:p>
-    <w:p>
-      <w:pPr>
-        <w:rPr>
-          <w:sz w:val="24"/>
-          <w:szCs w:val="24"/>
-        </w:rPr>
-      </w:pPr>
-    </w:p>
-    <w:p>
-      <w:pPr>
+        <w:t>C</w:t>
+      </w:r>
+      <w:r>
         <w:rPr>
           <w:b/>
           <w:bCs/>
           <w:sz w:val="28"/>
           <w:szCs w:val="28"/>
         </w:rPr>
-      </w:pPr>
-      <w:r>
+        <w:t>onclusion</w:t>
+      </w:r>
+    </w:p>
+    <w:p>
+      <w:pPr>
+        <w:rPr>
+          <w:sz w:val="24"/>
+          <w:szCs w:val="24"/>
+        </w:rPr>
+      </w:pPr>
+      <w:r>
+        <w:rPr>
+          <w:sz w:val="24"/>
+          <w:szCs w:val="24"/>
+        </w:rPr>
+        <w:t>Evaluation</w:t>
+      </w:r>
+    </w:p>
+    <w:p>
+      <w:pPr>
+        <w:rPr>
+          <w:sz w:val="24"/>
+          <w:szCs w:val="24"/>
+        </w:rPr>
+      </w:pPr>
+    </w:p>
+    <w:p>
+      <w:pPr>
+        <w:rPr>
+          <w:sz w:val="24"/>
+          <w:szCs w:val="24"/>
+        </w:rPr>
+      </w:pPr>
+      <w:r>
+        <w:rPr>
+          <w:sz w:val="24"/>
+          <w:szCs w:val="24"/>
+        </w:rPr>
+        <w:t>Limitations</w:t>
+      </w:r>
+    </w:p>
+    <w:p>
+      <w:pPr>
+        <w:rPr>
+          <w:sz w:val="24"/>
+          <w:szCs w:val="24"/>
+        </w:rPr>
+      </w:pPr>
+    </w:p>
+    <w:p>
+      <w:pPr>
+        <w:rPr>
+          <w:sz w:val="24"/>
+          <w:szCs w:val="24"/>
+        </w:rPr>
+      </w:pPr>
+      <w:r>
+        <w:rPr>
+          <w:sz w:val="24"/>
+          <w:szCs w:val="24"/>
+        </w:rPr>
+        <w:t xml:space="preserve">Synthesising statement </w:t>
+      </w:r>
+    </w:p>
+    <w:p>
+      <w:pPr>
+        <w:rPr>
+          <w:sz w:val="24"/>
+          <w:szCs w:val="24"/>
+        </w:rPr>
+      </w:pPr>
+    </w:p>
+    <w:p>
+      <w:pPr>
         <w:rPr>
           <w:b/>
           <w:bCs/>
           <w:sz w:val="28"/>
           <w:szCs w:val="28"/>
         </w:rPr>
-        <w:t>C</w:t>
-      </w:r>
+      </w:pPr>
       <w:r>
         <w:rPr>
           <w:b/>
@@ -2296,7 +2427,7 @@
           <w:sz w:val="28"/>
           <w:szCs w:val="28"/>
         </w:rPr>
-        <w:t>onclusion</w:t>
+        <w:t>References</w:t>
       </w:r>
     </w:p>
     <w:p>
@@ -2331,42 +2462,6 @@
           <w:sz w:val="28"/>
           <w:szCs w:val="28"/>
         </w:rPr>
-        <w:t>References</w:t>
-      </w:r>
-    </w:p>
-    <w:p>
-      <w:pPr>
-        <w:rPr>
-          <w:sz w:val="24"/>
-          <w:szCs w:val="24"/>
-        </w:rPr>
-      </w:pPr>
-    </w:p>
-    <w:p>
-      <w:pPr>
-        <w:rPr>
-          <w:sz w:val="24"/>
-          <w:szCs w:val="24"/>
-        </w:rPr>
-      </w:pPr>
-    </w:p>
-    <w:p>
-      <w:pPr>
-        <w:rPr>
-          <w:b/>
-          <w:bCs/>
-          <w:sz w:val="28"/>
-          <w:szCs w:val="28"/>
-        </w:rPr>
-      </w:pPr>
-      <w:r>
-        <w:rPr>
-          <w:b/>
-          <w:bCs/>
-          <w:sz w:val="28"/>
-          <w:szCs w:val="28"/>
-        </w:rPr>
-        <w:lastRenderedPageBreak/>
         <w:t>Appendi</w:t>
       </w:r>
       <w:r>

--- a/Writing/MLSDS Problem Set 2.docx
+++ b/Writing/MLSDS Problem Set 2.docx
@@ -495,17 +495,8 @@
           <w:sz w:val="24"/>
           <w:szCs w:val="24"/>
         </w:rPr>
-        <w:t>corrective policy intervention and a visible sign of renewed state attention to ‘</w:t>
-      </w:r>
-      <w:proofErr w:type="gramStart"/>
-      <w:r>
-        <w:rPr>
-          <w:sz w:val="24"/>
-          <w:szCs w:val="24"/>
-        </w:rPr>
-        <w:t>left-behind</w:t>
-      </w:r>
-      <w:proofErr w:type="gramEnd"/>
+        <w:t>corrective policy intervention and a visible sign of renewed state attention to ‘left-behind</w:t>
+      </w:r>
       <w:r>
         <w:rPr>
           <w:sz w:val="24"/>
@@ -1171,17 +1162,8 @@
           <w:sz w:val="24"/>
           <w:szCs w:val="24"/>
         </w:rPr>
-        <w:t xml:space="preserve"> </w:t>
-      </w:r>
-      <w:proofErr w:type="spellStart"/>
-      <w:r>
-        <w:rPr>
-          <w:sz w:val="24"/>
-          <w:szCs w:val="24"/>
-        </w:rPr>
-        <w:t>BERTopic</w:t>
-      </w:r>
-      <w:proofErr w:type="spellEnd"/>
+        <w:t xml:space="preserve"> BERTopic</w:t>
+      </w:r>
       <w:r>
         <w:rPr>
           <w:sz w:val="24"/>
@@ -1491,23 +1473,7 @@
           <w:sz w:val="24"/>
           <w:szCs w:val="24"/>
         </w:rPr>
-        <w:t xml:space="preserve">Finally, </w:t>
-      </w:r>
-      <w:proofErr w:type="spellStart"/>
-      <w:r>
-        <w:rPr>
-          <w:sz w:val="24"/>
-          <w:szCs w:val="24"/>
-        </w:rPr>
-        <w:t>BERTopic</w:t>
-      </w:r>
-      <w:proofErr w:type="spellEnd"/>
-      <w:r>
-        <w:rPr>
-          <w:sz w:val="24"/>
-          <w:szCs w:val="24"/>
-        </w:rPr>
-        <w:t xml:space="preserve"> integrates these steps, producing coherent, interpretable topics that generally outperform other unsupervised topic modelling techniques. </w:t>
+        <w:t xml:space="preserve">Finally, BERTopic integrates these steps, producing coherent, interpretable topics that generally outperform other unsupervised topic modelling techniques. </w:t>
       </w:r>
     </w:p>
     <w:p>
@@ -1902,9 +1868,8 @@
           <w:sz w:val="24"/>
           <w:szCs w:val="24"/>
         </w:rPr>
-        <w:t xml:space="preserve">Can </w:t>
-      </w:r>
-      <w:proofErr w:type="spellStart"/>
+        <w:t xml:space="preserve">Can BERTopic be used to generate meaningful and coherent labels for </w:t>
+      </w:r>
       <w:r>
         <w:rPr>
           <w:i/>
@@ -1912,9 +1877,8 @@
           <w:sz w:val="24"/>
           <w:szCs w:val="24"/>
         </w:rPr>
-        <w:t>BERTopic</w:t>
-      </w:r>
-      <w:proofErr w:type="spellEnd"/>
+        <w:t xml:space="preserve">COF </w:t>
+      </w:r>
       <w:r>
         <w:rPr>
           <w:i/>
@@ -1922,7 +1886,7 @@
           <w:sz w:val="24"/>
           <w:szCs w:val="24"/>
         </w:rPr>
-        <w:t xml:space="preserve"> be used to generate meaningful and coherent labels for Levelling Up </w:t>
+        <w:t>p</w:t>
       </w:r>
       <w:r>
         <w:rPr>
@@ -1931,7 +1895,7 @@
           <w:sz w:val="24"/>
           <w:szCs w:val="24"/>
         </w:rPr>
-        <w:t>p</w:t>
+        <w:t>rojects</w:t>
       </w:r>
       <w:r>
         <w:rPr>
@@ -1940,7 +1904,107 @@
           <w:sz w:val="24"/>
           <w:szCs w:val="24"/>
         </w:rPr>
-        <w:t>rojects</w:t>
+        <w:t>?</w:t>
+      </w:r>
+    </w:p>
+    <w:p>
+      <w:pPr>
+        <w:rPr>
+          <w:sz w:val="24"/>
+          <w:szCs w:val="24"/>
+        </w:rPr>
+      </w:pPr>
+    </w:p>
+    <w:p>
+      <w:pPr>
+        <w:rPr>
+          <w:sz w:val="24"/>
+          <w:szCs w:val="24"/>
+        </w:rPr>
+      </w:pPr>
+      <w:r>
+        <w:rPr>
+          <w:sz w:val="24"/>
+          <w:szCs w:val="24"/>
+        </w:rPr>
+        <w:t xml:space="preserve">The unit of analysis and observation </w:t>
+      </w:r>
+      <w:r>
+        <w:rPr>
+          <w:sz w:val="24"/>
+          <w:szCs w:val="24"/>
+        </w:rPr>
+        <w:t xml:space="preserve">is individual projects. </w:t>
+      </w:r>
+      <w:r>
+        <w:rPr>
+          <w:sz w:val="24"/>
+          <w:szCs w:val="24"/>
+        </w:rPr>
+        <w:t xml:space="preserve">Internal validity is </w:t>
+      </w:r>
+      <w:r>
+        <w:rPr>
+          <w:sz w:val="24"/>
+          <w:szCs w:val="24"/>
+        </w:rPr>
+        <w:t xml:space="preserve">strengthened by using </w:t>
+      </w:r>
+      <w:r>
+        <w:rPr>
+          <w:sz w:val="24"/>
+          <w:szCs w:val="24"/>
+        </w:rPr>
+        <w:t xml:space="preserve">systematic text cleaning, embeddings, UMAP for dimensionality reduction, </w:t>
+      </w:r>
+      <w:r>
+        <w:rPr>
+          <w:sz w:val="24"/>
+          <w:szCs w:val="24"/>
+        </w:rPr>
+        <w:t xml:space="preserve">and </w:t>
+      </w:r>
+      <w:r>
+        <w:rPr>
+          <w:sz w:val="24"/>
+          <w:szCs w:val="24"/>
+        </w:rPr>
+        <w:t xml:space="preserve">HDBSCAN clustering, </w:t>
+      </w:r>
+      <w:r>
+        <w:rPr>
+          <w:sz w:val="24"/>
+          <w:szCs w:val="24"/>
+        </w:rPr>
+        <w:t xml:space="preserve">which come together to minimise noise and improve the consistency and coherence of the topic labels. External validity is limited, as the results are specific to COF projects </w:t>
+      </w:r>
+      <w:r>
+        <w:rPr>
+          <w:sz w:val="24"/>
+          <w:szCs w:val="24"/>
+        </w:rPr>
+        <w:t>and may not be generalisable to other funding streams or redistributive policies. Ethical concerns are minimal: all data collected is publicly available</w:t>
+      </w:r>
+      <w:r>
+        <w:rPr>
+          <w:sz w:val="24"/>
+          <w:szCs w:val="24"/>
+        </w:rPr>
+        <w:t xml:space="preserve">, and the risk of harm to projects or communities is negligible. </w:t>
+      </w:r>
+      <w:r>
+        <w:rPr>
+          <w:sz w:val="24"/>
+          <w:szCs w:val="24"/>
+        </w:rPr>
+        <w:t>To ensure research integrity</w:t>
+      </w:r>
+      <w:r>
+        <w:rPr>
+          <w:sz w:val="24"/>
+          <w:szCs w:val="24"/>
+        </w:rPr>
+        <w:t>, a GitHub repository link is provided (</w:t>
       </w:r>
       <w:r>
         <w:rPr>
@@ -1949,115 +2013,6 @@
           <w:sz w:val="24"/>
           <w:szCs w:val="24"/>
         </w:rPr>
-        <w:t>?</w:t>
-      </w:r>
-    </w:p>
-    <w:p>
-      <w:pPr>
-        <w:rPr>
-          <w:sz w:val="24"/>
-          <w:szCs w:val="24"/>
-        </w:rPr>
-      </w:pPr>
-    </w:p>
-    <w:p>
-      <w:pPr>
-        <w:rPr>
-          <w:sz w:val="24"/>
-          <w:szCs w:val="24"/>
-        </w:rPr>
-      </w:pPr>
-      <w:r>
-        <w:rPr>
-          <w:sz w:val="24"/>
-          <w:szCs w:val="24"/>
-        </w:rPr>
-        <w:t xml:space="preserve">The unit of analysis and observation </w:t>
-      </w:r>
-      <w:r>
-        <w:rPr>
-          <w:sz w:val="24"/>
-          <w:szCs w:val="24"/>
-        </w:rPr>
-        <w:t xml:space="preserve">is individual projects. </w:t>
-      </w:r>
-      <w:r>
-        <w:rPr>
-          <w:sz w:val="24"/>
-          <w:szCs w:val="24"/>
-        </w:rPr>
-        <w:t xml:space="preserve">Internal validity is </w:t>
-      </w:r>
-      <w:r>
-        <w:rPr>
-          <w:sz w:val="24"/>
-          <w:szCs w:val="24"/>
-        </w:rPr>
-        <w:t xml:space="preserve">strengthened by using </w:t>
-      </w:r>
-      <w:r>
-        <w:rPr>
-          <w:sz w:val="24"/>
-          <w:szCs w:val="24"/>
-        </w:rPr>
-        <w:t xml:space="preserve">systematic text cleaning, embeddings, UMAP for dimensionality reduction, </w:t>
-      </w:r>
-      <w:r>
-        <w:rPr>
-          <w:sz w:val="24"/>
-          <w:szCs w:val="24"/>
-        </w:rPr>
-        <w:t xml:space="preserve">and </w:t>
-      </w:r>
-      <w:r>
-        <w:rPr>
-          <w:sz w:val="24"/>
-          <w:szCs w:val="24"/>
-        </w:rPr>
-        <w:t xml:space="preserve">HDBSCAN clustering, </w:t>
-      </w:r>
-      <w:r>
-        <w:rPr>
-          <w:sz w:val="24"/>
-          <w:szCs w:val="24"/>
-        </w:rPr>
-        <w:t xml:space="preserve">which come together to minimise noise and improve the consistency and coherence of the topic labels. External validity is limited, as the results are specific to COF projects </w:t>
-      </w:r>
-      <w:r>
-        <w:rPr>
-          <w:sz w:val="24"/>
-          <w:szCs w:val="24"/>
-        </w:rPr>
-        <w:t>and may not be generalisable to other funding streams or redistributive policies. Ethical concerns are minimal: all data collected is publicly available</w:t>
-      </w:r>
-      <w:r>
-        <w:rPr>
-          <w:sz w:val="24"/>
-          <w:szCs w:val="24"/>
-        </w:rPr>
-        <w:t xml:space="preserve">, and the risk of harm to projects or communities is negligible. </w:t>
-      </w:r>
-      <w:r>
-        <w:rPr>
-          <w:sz w:val="24"/>
-          <w:szCs w:val="24"/>
-        </w:rPr>
-        <w:t>To ensure research integrity</w:t>
-      </w:r>
-      <w:r>
-        <w:rPr>
-          <w:sz w:val="24"/>
-          <w:szCs w:val="24"/>
-        </w:rPr>
-        <w:t>, a GitHub repository link is provided (</w:t>
-      </w:r>
-      <w:r>
-        <w:rPr>
-          <w:i/>
-          <w:iCs/>
-          <w:sz w:val="24"/>
-          <w:szCs w:val="24"/>
-        </w:rPr>
         <w:t>Appendix B</w:t>
       </w:r>
       <w:r>
@@ -2088,7 +2043,378 @@
           <w:sz w:val="24"/>
           <w:szCs w:val="24"/>
         </w:rPr>
-        <w:t>Model specification</w:t>
+        <w:t xml:space="preserve">Sentence embeddings </w:t>
+      </w:r>
+      <w:r>
+        <w:rPr>
+          <w:sz w:val="24"/>
+          <w:szCs w:val="24"/>
+        </w:rPr>
+        <w:t>were generated using the ‘all-mini-L6-v2’ model</w:t>
+      </w:r>
+      <w:r>
+        <w:rPr>
+          <w:sz w:val="24"/>
+          <w:szCs w:val="24"/>
+        </w:rPr>
+        <w:t xml:space="preserve">, chosen for its efficiency and </w:t>
+      </w:r>
+      <w:r>
+        <w:rPr>
+          <w:sz w:val="24"/>
+          <w:szCs w:val="24"/>
+        </w:rPr>
+        <w:t>strong performance in capturing semantic meaning across short project descriptions</w:t>
+      </w:r>
+      <w:r>
+        <w:rPr>
+          <w:sz w:val="24"/>
+          <w:szCs w:val="24"/>
+        </w:rPr>
+        <w:t xml:space="preserve">. UMAP </w:t>
+      </w:r>
+      <w:r>
+        <w:rPr>
+          <w:sz w:val="24"/>
+          <w:szCs w:val="24"/>
+        </w:rPr>
+        <w:t>reduced dimensionality with 5 neighbours and a minimum distance of 0</w:t>
+      </w:r>
+      <w:r>
+        <w:rPr>
+          <w:sz w:val="24"/>
+          <w:szCs w:val="24"/>
+        </w:rPr>
+        <w:t xml:space="preserve">.00, preserving both local and global structure. HDBSCAN clustering parameters were </w:t>
+      </w:r>
+      <w:r>
+        <w:rPr>
+          <w:sz w:val="24"/>
+          <w:szCs w:val="24"/>
+        </w:rPr>
+        <w:t>selected</w:t>
+      </w:r>
+      <w:r>
+        <w:rPr>
+          <w:sz w:val="24"/>
+          <w:szCs w:val="24"/>
+        </w:rPr>
+        <w:t xml:space="preserve"> using </w:t>
+      </w:r>
+      <w:r>
+        <w:rPr>
+          <w:sz w:val="24"/>
+          <w:szCs w:val="24"/>
+        </w:rPr>
+        <w:t>condensed trees and scatterplots</w:t>
+      </w:r>
+      <w:r>
+        <w:rPr>
+          <w:sz w:val="24"/>
+          <w:szCs w:val="24"/>
+        </w:rPr>
+        <w:t>: Figures 1 and 2 show the effect of varying minimum cluster size</w:t>
+      </w:r>
+      <w:r>
+        <w:rPr>
+          <w:sz w:val="24"/>
+          <w:szCs w:val="24"/>
+        </w:rPr>
+        <w:t xml:space="preserve">, while Figures 3 and 4 illustrate changes in minimum sample size. </w:t>
+      </w:r>
+    </w:p>
+    <w:p>
+      <w:pPr>
+        <w:rPr>
+          <w:sz w:val="24"/>
+          <w:szCs w:val="24"/>
+        </w:rPr>
+      </w:pPr>
+    </w:p>
+    <w:p>
+      <w:pPr>
+        <w:rPr>
+          <w:sz w:val="24"/>
+          <w:szCs w:val="24"/>
+        </w:rPr>
+      </w:pPr>
+    </w:p>
+    <w:p>
+      <w:pPr>
+        <w:rPr>
+          <w:sz w:val="24"/>
+          <w:szCs w:val="24"/>
+        </w:rPr>
+      </w:pPr>
+    </w:p>
+    <w:p>
+      <w:pPr>
+        <w:rPr>
+          <w:sz w:val="24"/>
+          <w:szCs w:val="24"/>
+        </w:rPr>
+      </w:pPr>
+      <w:r>
+        <w:rPr>
+          <w:noProof/>
+          <w:sz w:val="24"/>
+          <w:szCs w:val="24"/>
+        </w:rPr>
+        <w:lastRenderedPageBreak/>
+        <mc:AlternateContent>
+          <mc:Choice Requires="wpg">
+            <w:drawing>
+              <wp:anchor distT="0" distB="0" distL="114300" distR="114300" simplePos="0" relativeHeight="251662336" behindDoc="0" locked="0" layoutInCell="1" allowOverlap="1" wp14:anchorId="2AF24810" wp14:editId="7B52E769">
+                <wp:simplePos x="0" y="0"/>
+                <wp:positionH relativeFrom="margin">
+                  <wp:align>center</wp:align>
+                </wp:positionH>
+                <wp:positionV relativeFrom="paragraph">
+                  <wp:posOffset>3811905</wp:posOffset>
+                </wp:positionV>
+                <wp:extent cx="7383255" cy="3662045"/>
+                <wp:effectExtent l="0" t="0" r="8255" b="0"/>
+                <wp:wrapSquare wrapText="bothSides"/>
+                <wp:docPr id="589225985" name="Group 5"/>
+                <wp:cNvGraphicFramePr/>
+                <a:graphic xmlns:a="http://schemas.openxmlformats.org/drawingml/2006/main">
+                  <a:graphicData uri="http://schemas.microsoft.com/office/word/2010/wordprocessingGroup">
+                    <wpg:wgp>
+                      <wpg:cNvGrpSpPr/>
+                      <wpg:grpSpPr>
+                        <a:xfrm>
+                          <a:off x="0" y="0"/>
+                          <a:ext cx="7383255" cy="3662045"/>
+                          <a:chOff x="0" y="0"/>
+                          <a:chExt cx="7383255" cy="3662045"/>
+                        </a:xfrm>
+                      </wpg:grpSpPr>
+                      <pic:pic xmlns:pic="http://schemas.openxmlformats.org/drawingml/2006/picture">
+                        <pic:nvPicPr>
+                          <pic:cNvPr id="1324863191" name="Picture 3"/>
+                          <pic:cNvPicPr>
+                            <a:picLocks noChangeAspect="1"/>
+                          </pic:cNvPicPr>
+                        </pic:nvPicPr>
+                        <pic:blipFill>
+                          <a:blip r:embed="rId5" cstate="print">
+                            <a:extLst>
+                              <a:ext uri="{28A0092B-C50C-407E-A947-70E740481C1C}">
+                                <a14:useLocalDpi xmlns:a14="http://schemas.microsoft.com/office/drawing/2010/main" val="0"/>
+                              </a:ext>
+                            </a:extLst>
+                          </a:blip>
+                          <a:srcRect/>
+                          <a:stretch/>
+                        </pic:blipFill>
+                        <pic:spPr>
+                          <a:xfrm>
+                            <a:off x="0" y="0"/>
+                            <a:ext cx="3662045" cy="3662045"/>
+                          </a:xfrm>
+                          <a:prstGeom prst="rect">
+                            <a:avLst/>
+                          </a:prstGeom>
+                        </pic:spPr>
+                      </pic:pic>
+                      <pic:pic xmlns:pic="http://schemas.openxmlformats.org/drawingml/2006/picture">
+                        <pic:nvPicPr>
+                          <pic:cNvPr id="909951604" name="Picture 3"/>
+                          <pic:cNvPicPr>
+                            <a:picLocks noChangeAspect="1"/>
+                          </pic:cNvPicPr>
+                        </pic:nvPicPr>
+                        <pic:blipFill>
+                          <a:blip r:embed="rId6">
+                            <a:extLst>
+                              <a:ext uri="{28A0092B-C50C-407E-A947-70E740481C1C}">
+                                <a14:useLocalDpi xmlns:a14="http://schemas.microsoft.com/office/drawing/2010/main" val="0"/>
+                              </a:ext>
+                            </a:extLst>
+                          </a:blip>
+                          <a:srcRect/>
+                          <a:stretch/>
+                        </pic:blipFill>
+                        <pic:spPr>
+                          <a:xfrm>
+                            <a:off x="3721210" y="0"/>
+                            <a:ext cx="3662045" cy="3662045"/>
+                          </a:xfrm>
+                          <a:prstGeom prst="rect">
+                            <a:avLst/>
+                          </a:prstGeom>
+                        </pic:spPr>
+                      </pic:pic>
+                    </wpg:wgp>
+                  </a:graphicData>
+                </a:graphic>
+                <wp14:sizeRelV relativeFrom="margin">
+                  <wp14:pctHeight>0</wp14:pctHeight>
+                </wp14:sizeRelV>
+              </wp:anchor>
+            </w:drawing>
+          </mc:Choice>
+          <mc:Fallback>
+            <w:pict>
+              <v:group w14:anchorId="08A01CF4" id="Group 5" o:spid="_x0000_s1026" style="position:absolute;margin-left:0;margin-top:300.15pt;width:581.35pt;height:288.35pt;z-index:251662336;mso-position-horizontal:center;mso-position-horizontal-relative:margin;mso-height-relative:margin" coordsize="73832,36620" o:gfxdata="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">
+                <v:shapetype id="_x0000_t75" coordsize="21600,21600" o:spt="75" o:preferrelative="t" path="m@4@5l@4@11@9@11@9@5xe" filled="f" stroked="f">
+                  <v:stroke joinstyle="miter"/>
+                  <v:formulas>
+                    <v:f eqn="if lineDrawn pixelLineWidth 0"/>
+                    <v:f eqn="sum @0 1 0"/>
+                    <v:f eqn="sum 0 0 @1"/>
+                    <v:f eqn="prod @2 1 2"/>
+                    <v:f eqn="prod @3 21600 pixelWidth"/>
+                    <v:f eqn="prod @3 21600 pixelHeight"/>
+                    <v:f eqn="sum @0 0 1"/>
+                    <v:f eqn="prod @6 1 2"/>
+                    <v:f eqn="prod @7 21600 pixelWidth"/>
+                    <v:f eqn="sum @8 21600 0"/>
+                    <v:f eqn="prod @7 21600 pixelHeight"/>
+                    <v:f eqn="sum @10 21600 0"/>
+                  </v:formulas>
+                  <v:path o:extrusionok="f" gradientshapeok="t" o:connecttype="rect"/>
+                  <o:lock v:ext="edit" aspectratio="t"/>
+                </v:shapetype>
+                <v:shape id="Picture 3" o:spid="_x0000_s1027" type="#_x0000_t75" style="position:absolute;width:36620;height:36620;visibility:visible;mso-wrap-style:square" o:gfxdata="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">
+                  <v:imagedata r:id="rId7" o:title=""/>
+                </v:shape>
+                <v:shape id="Picture 3" o:spid="_x0000_s1028" type="#_x0000_t75" style="position:absolute;left:37212;width:36620;height:36620;visibility:visible;mso-wrap-style:square" o:gfxdata="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">
+                  <v:imagedata r:id="rId8" o:title=""/>
+                </v:shape>
+                <w10:wrap type="square" anchorx="margin"/>
+              </v:group>
+            </w:pict>
+          </mc:Fallback>
+        </mc:AlternateContent>
+      </w:r>
+      <w:r>
+        <w:rPr>
+          <w:noProof/>
+          <w:sz w:val="24"/>
+          <w:szCs w:val="24"/>
+        </w:rPr>
+        <mc:AlternateContent>
+          <mc:Choice Requires="wpg">
+            <w:drawing>
+              <wp:anchor distT="0" distB="0" distL="114300" distR="114300" simplePos="0" relativeHeight="251660288" behindDoc="0" locked="0" layoutInCell="1" allowOverlap="1" wp14:anchorId="6B435BAC" wp14:editId="3C5DF37D">
+                <wp:simplePos x="0" y="0"/>
+                <wp:positionH relativeFrom="column">
+                  <wp:posOffset>-377687</wp:posOffset>
+                </wp:positionH>
+                <wp:positionV relativeFrom="paragraph">
+                  <wp:posOffset>0</wp:posOffset>
+                </wp:positionV>
+                <wp:extent cx="7383255" cy="3662045"/>
+                <wp:effectExtent l="0" t="0" r="8255" b="0"/>
+                <wp:wrapSquare wrapText="bothSides"/>
+                <wp:docPr id="742317179" name="Group 5"/>
+                <wp:cNvGraphicFramePr/>
+                <a:graphic xmlns:a="http://schemas.openxmlformats.org/drawingml/2006/main">
+                  <a:graphicData uri="http://schemas.microsoft.com/office/word/2010/wordprocessingGroup">
+                    <wpg:wgp>
+                      <wpg:cNvGrpSpPr/>
+                      <wpg:grpSpPr>
+                        <a:xfrm>
+                          <a:off x="0" y="0"/>
+                          <a:ext cx="7383255" cy="3662045"/>
+                          <a:chOff x="0" y="0"/>
+                          <a:chExt cx="7383255" cy="3662045"/>
+                        </a:xfrm>
+                      </wpg:grpSpPr>
+                      <pic:pic xmlns:pic="http://schemas.openxmlformats.org/drawingml/2006/picture">
+                        <pic:nvPicPr>
+                          <pic:cNvPr id="1044852837" name="Picture 3"/>
+                          <pic:cNvPicPr>
+                            <a:picLocks noChangeAspect="1"/>
+                          </pic:cNvPicPr>
+                        </pic:nvPicPr>
+                        <pic:blipFill>
+                          <a:blip r:embed="rId9" cstate="print">
+                            <a:extLst>
+                              <a:ext uri="{28A0092B-C50C-407E-A947-70E740481C1C}">
+                                <a14:useLocalDpi xmlns:a14="http://schemas.microsoft.com/office/drawing/2010/main" val="0"/>
+                              </a:ext>
+                            </a:extLst>
+                          </a:blip>
+                          <a:stretch>
+                            <a:fillRect/>
+                          </a:stretch>
+                        </pic:blipFill>
+                        <pic:spPr>
+                          <a:xfrm>
+                            <a:off x="0" y="0"/>
+                            <a:ext cx="3662045" cy="3662045"/>
+                          </a:xfrm>
+                          <a:prstGeom prst="rect">
+                            <a:avLst/>
+                          </a:prstGeom>
+                        </pic:spPr>
+                      </pic:pic>
+                      <pic:pic xmlns:pic="http://schemas.openxmlformats.org/drawingml/2006/picture">
+                        <pic:nvPicPr>
+                          <pic:cNvPr id="901607633" name="Picture 3"/>
+                          <pic:cNvPicPr>
+                            <a:picLocks noChangeAspect="1"/>
+                          </pic:cNvPicPr>
+                        </pic:nvPicPr>
+                        <pic:blipFill>
+                          <a:blip r:embed="rId10">
+                            <a:extLst>
+                              <a:ext uri="{28A0092B-C50C-407E-A947-70E740481C1C}">
+                                <a14:useLocalDpi xmlns:a14="http://schemas.microsoft.com/office/drawing/2010/main" val="0"/>
+                              </a:ext>
+                            </a:extLst>
+                          </a:blip>
+                          <a:stretch>
+                            <a:fillRect/>
+                          </a:stretch>
+                        </pic:blipFill>
+                        <pic:spPr>
+                          <a:xfrm>
+                            <a:off x="3721210" y="0"/>
+                            <a:ext cx="3662045" cy="3662045"/>
+                          </a:xfrm>
+                          <a:prstGeom prst="rect">
+                            <a:avLst/>
+                          </a:prstGeom>
+                        </pic:spPr>
+                      </pic:pic>
+                    </wpg:wgp>
+                  </a:graphicData>
+                </a:graphic>
+              </wp:anchor>
+            </w:drawing>
+          </mc:Choice>
+          <mc:Fallback>
+            <w:pict>
+              <v:group w14:anchorId="7747A3E4" id="Group 5" o:spid="_x0000_s1026" style="position:absolute;margin-left:-29.75pt;margin-top:0;width:581.35pt;height:288.35pt;z-index:251660288" coordsize="73832,36620" o:gfxdata="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">
+                <v:shape id="Picture 3" o:spid="_x0000_s1027" type="#_x0000_t75" style="position:absolute;width:36620;height:36620;visibility:visible;mso-wrap-style:square" o:gfxdata="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">
+                  <v:imagedata r:id="rId11" o:title=""/>
+                </v:shape>
+                <v:shape id="Picture 3" o:spid="_x0000_s1028" type="#_x0000_t75" style="position:absolute;left:37212;width:36620;height:36620;visibility:visible;mso-wrap-style:square" o:gfxdata="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">
+                  <v:imagedata r:id="rId12" o:title=""/>
+                </v:shape>
+                <w10:wrap type="square"/>
+              </v:group>
+            </w:pict>
+          </mc:Fallback>
+        </mc:AlternateContent>
+      </w:r>
+    </w:p>
+    <w:p>
+      <w:pPr>
+        <w:rPr>
+          <w:sz w:val="24"/>
+          <w:szCs w:val="24"/>
+        </w:rPr>
+      </w:pPr>
+      <w:r>
+        <w:rPr>
+          <w:sz w:val="24"/>
+          <w:szCs w:val="24"/>
+        </w:rPr>
+        <w:t>While the plots recommend a</w:t>
       </w:r>
       <w:r>
         <w:rPr>
@@ -2097,43 +2423,105 @@
         </w:rPr>
         <w:t xml:space="preserve"> </w:t>
       </w:r>
-    </w:p>
-    <w:p>
-      <w:pPr>
-        <w:rPr>
-          <w:sz w:val="24"/>
-          <w:szCs w:val="24"/>
-        </w:rPr>
-      </w:pPr>
-    </w:p>
-    <w:p>
-      <w:pPr>
-        <w:rPr>
-          <w:sz w:val="24"/>
-          <w:szCs w:val="24"/>
-        </w:rPr>
-      </w:pPr>
-      <w:r>
-        <w:rPr>
-          <w:sz w:val="24"/>
-          <w:szCs w:val="24"/>
-        </w:rPr>
-        <w:t xml:space="preserve">Cluster and </w:t>
-      </w:r>
-      <w:r>
-        <w:rPr>
-          <w:sz w:val="24"/>
-          <w:szCs w:val="24"/>
-        </w:rPr>
-        <w:t>sample size</w:t>
-      </w:r>
-      <w:r>
-        <w:rPr>
-          <w:sz w:val="24"/>
-          <w:szCs w:val="24"/>
-        </w:rPr>
-        <w:t xml:space="preserve"> + noise ratio</w:t>
-      </w:r>
+      <w:r>
+        <w:rPr>
+          <w:sz w:val="24"/>
+          <w:szCs w:val="24"/>
+        </w:rPr>
+        <w:t xml:space="preserve">minimum cluster size of 15 and </w:t>
+      </w:r>
+      <w:r>
+        <w:rPr>
+          <w:sz w:val="24"/>
+          <w:szCs w:val="24"/>
+        </w:rPr>
+        <w:t xml:space="preserve">a </w:t>
+      </w:r>
+      <w:r>
+        <w:rPr>
+          <w:sz w:val="24"/>
+          <w:szCs w:val="24"/>
+        </w:rPr>
+        <w:t xml:space="preserve">minimum sample size of 1 </w:t>
+      </w:r>
+      <w:r>
+        <w:rPr>
+          <w:sz w:val="24"/>
+          <w:szCs w:val="24"/>
+        </w:rPr>
+        <w:t xml:space="preserve">due to their </w:t>
+      </w:r>
+      <w:r>
+        <w:rPr>
+          <w:sz w:val="24"/>
+          <w:szCs w:val="24"/>
+        </w:rPr>
+        <w:t>ability to generate wide and stable trees</w:t>
+      </w:r>
+      <w:r>
+        <w:rPr>
+          <w:sz w:val="24"/>
+          <w:szCs w:val="24"/>
+        </w:rPr>
+        <w:t xml:space="preserve">, </w:t>
+      </w:r>
+      <w:r>
+        <w:rPr>
+          <w:sz w:val="24"/>
+          <w:szCs w:val="24"/>
+        </w:rPr>
+        <w:t xml:space="preserve">values of 30 and 3 were selected to produce more distinctive and semantically coherent topics. </w:t>
+      </w:r>
+      <w:r>
+        <w:rPr>
+          <w:sz w:val="24"/>
+          <w:szCs w:val="24"/>
+        </w:rPr>
+        <w:t xml:space="preserve">This decision is supported by </w:t>
+      </w:r>
+      <w:r>
+        <w:rPr>
+          <w:sz w:val="24"/>
+          <w:szCs w:val="24"/>
+        </w:rPr>
+        <w:t>a noise ratio of 0.1</w:t>
+      </w:r>
+      <w:r>
+        <w:rPr>
+          <w:sz w:val="24"/>
+          <w:szCs w:val="24"/>
+        </w:rPr>
+        <w:t>952</w:t>
+      </w:r>
+      <w:r>
+        <w:rPr>
+          <w:sz w:val="24"/>
+          <w:szCs w:val="24"/>
+        </w:rPr>
+        <w:t>, indicating a moderate number of unassigned points that improves reliability</w:t>
+      </w:r>
+      <w:r>
+        <w:rPr>
+          <w:sz w:val="24"/>
+          <w:szCs w:val="24"/>
+        </w:rPr>
+        <w:t xml:space="preserve">. </w:t>
+      </w:r>
+      <w:r>
+        <w:rPr>
+          <w:sz w:val="24"/>
+          <w:szCs w:val="24"/>
+        </w:rPr>
+        <w:t xml:space="preserve">The text vectoriser captures both uni- and bi-grams, while ignoring extremely rare or overly common terms, ensuring focus on informative project content. </w:t>
+      </w:r>
+    </w:p>
+    <w:p>
+      <w:pPr>
+        <w:rPr>
+          <w:sz w:val="24"/>
+          <w:szCs w:val="24"/>
+        </w:rPr>
+      </w:pPr>
     </w:p>
     <w:p>
       <w:pPr>
@@ -2159,6 +2547,7 @@
           <w:sz w:val="28"/>
           <w:szCs w:val="28"/>
         </w:rPr>
+        <w:lastRenderedPageBreak/>
         <w:t>Findings</w:t>
       </w:r>
     </w:p>
@@ -2220,7 +2609,14 @@
           <w:sz w:val="24"/>
           <w:szCs w:val="24"/>
         </w:rPr>
-        <w:t>Topic overlap</w:t>
+        <w:t xml:space="preserve">Topic </w:t>
+      </w:r>
+      <w:r>
+        <w:rPr>
+          <w:sz w:val="24"/>
+          <w:szCs w:val="24"/>
+        </w:rPr>
+        <w:t>relationship</w:t>
       </w:r>
     </w:p>
     <w:p>

--- a/Writing/MLSDS Problem Set 2.docx
+++ b/Writing/MLSDS Problem Set 2.docx
@@ -495,8 +495,17 @@
           <w:sz w:val="24"/>
           <w:szCs w:val="24"/>
         </w:rPr>
-        <w:t>corrective policy intervention and a visible sign of renewed state attention to ‘left-behind</w:t>
-      </w:r>
+        <w:t>corrective policy intervention and a visible sign of renewed state attention to ‘</w:t>
+      </w:r>
+      <w:proofErr w:type="gramStart"/>
+      <w:r>
+        <w:rPr>
+          <w:sz w:val="24"/>
+          <w:szCs w:val="24"/>
+        </w:rPr>
+        <w:t>left-behind</w:t>
+      </w:r>
+      <w:proofErr w:type="gramEnd"/>
       <w:r>
         <w:rPr>
           <w:sz w:val="24"/>
@@ -1162,8 +1171,17 @@
           <w:sz w:val="24"/>
           <w:szCs w:val="24"/>
         </w:rPr>
-        <w:t xml:space="preserve"> BERTopic</w:t>
-      </w:r>
+        <w:t xml:space="preserve"> </w:t>
+      </w:r>
+      <w:proofErr w:type="spellStart"/>
+      <w:r>
+        <w:rPr>
+          <w:sz w:val="24"/>
+          <w:szCs w:val="24"/>
+        </w:rPr>
+        <w:t>BERTopic</w:t>
+      </w:r>
+      <w:proofErr w:type="spellEnd"/>
       <w:r>
         <w:rPr>
           <w:sz w:val="24"/>
@@ -1473,7 +1491,23 @@
           <w:sz w:val="24"/>
           <w:szCs w:val="24"/>
         </w:rPr>
-        <w:t xml:space="preserve">Finally, BERTopic integrates these steps, producing coherent, interpretable topics that generally outperform other unsupervised topic modelling techniques. </w:t>
+        <w:t xml:space="preserve">Finally, </w:t>
+      </w:r>
+      <w:proofErr w:type="spellStart"/>
+      <w:r>
+        <w:rPr>
+          <w:sz w:val="24"/>
+          <w:szCs w:val="24"/>
+        </w:rPr>
+        <w:t>BERTopic</w:t>
+      </w:r>
+      <w:proofErr w:type="spellEnd"/>
+      <w:r>
+        <w:rPr>
+          <w:sz w:val="24"/>
+          <w:szCs w:val="24"/>
+        </w:rPr>
+        <w:t xml:space="preserve"> integrates these steps, producing coherent, interpretable topics that generally outperform other unsupervised topic modelling techniques. </w:t>
       </w:r>
     </w:p>
     <w:p>
@@ -1868,7 +1902,27 @@
           <w:sz w:val="24"/>
           <w:szCs w:val="24"/>
         </w:rPr>
-        <w:t xml:space="preserve">Can BERTopic be used to generate meaningful and coherent labels for </w:t>
+        <w:t xml:space="preserve">Can </w:t>
+      </w:r>
+      <w:proofErr w:type="spellStart"/>
+      <w:r>
+        <w:rPr>
+          <w:i/>
+          <w:iCs/>
+          <w:sz w:val="24"/>
+          <w:szCs w:val="24"/>
+        </w:rPr>
+        <w:t>BERTopic</w:t>
+      </w:r>
+      <w:proofErr w:type="spellEnd"/>
+      <w:r>
+        <w:rPr>
+          <w:i/>
+          <w:iCs/>
+          <w:sz w:val="24"/>
+          <w:szCs w:val="24"/>
+        </w:rPr>
+        <w:t xml:space="preserve"> be used to generate meaningful and coherent labels for </w:t>
       </w:r>
       <w:r>
         <w:rPr>
@@ -2512,7 +2566,39 @@
           <w:sz w:val="24"/>
           <w:szCs w:val="24"/>
         </w:rPr>
-        <w:t xml:space="preserve">The text vectoriser captures both uni- and bi-grams, while ignoring extremely rare or overly common terms, ensuring focus on informative project content. </w:t>
+        <w:t xml:space="preserve">The text </w:t>
+      </w:r>
+      <w:proofErr w:type="spellStart"/>
+      <w:r>
+        <w:rPr>
+          <w:sz w:val="24"/>
+          <w:szCs w:val="24"/>
+        </w:rPr>
+        <w:t>vectoriser</w:t>
+      </w:r>
+      <w:proofErr w:type="spellEnd"/>
+      <w:r>
+        <w:rPr>
+          <w:sz w:val="24"/>
+          <w:szCs w:val="24"/>
+        </w:rPr>
+        <w:t xml:space="preserve"> captures both </w:t>
+      </w:r>
+      <w:proofErr w:type="spellStart"/>
+      <w:r>
+        <w:rPr>
+          <w:sz w:val="24"/>
+          <w:szCs w:val="24"/>
+        </w:rPr>
+        <w:t>uni</w:t>
+      </w:r>
+      <w:proofErr w:type="spellEnd"/>
+      <w:r>
+        <w:rPr>
+          <w:sz w:val="24"/>
+          <w:szCs w:val="24"/>
+        </w:rPr>
+        <w:t xml:space="preserve">- and bi-grams, while ignoring extremely rare or overly common terms, ensuring focus on informative project content. </w:t>
       </w:r>
     </w:p>
     <w:p>
